--- a/files/Ima_Kennerly_Resume_Master.docx
+++ b/files/Ima_Kennerly_Resume_Master.docx
@@ -4,7 +4,7 @@
   <w:body>
     <w:p>
       <w:pPr>
-        <w:spacing w:after="40"/>
+        <w:spacing w:after="70"/>
         <w:jc w:val="center"/>
       </w:pPr>
       <w:r>
@@ -55,9 +55,9 @@
     <w:p>
       <w:pPr>
         <w:tabs>
-          <w:tab w:val="right" w:pos="9360"/>
+          <w:tab w:val="right" w:pos="10440"/>
         </w:tabs>
-        <w:spacing w:after="10" w:before="100"/>
+        <w:spacing w:after="10" w:before="150"/>
       </w:pPr>
       <w:r>
         <w:rPr>
@@ -86,7 +86,7 @@
     </w:p>
     <w:p>
       <w:pPr>
-        <w:spacing w:after="40"/>
+        <w:spacing w:after="70"/>
       </w:pPr>
       <w:r>
         <w:rPr>
@@ -99,7 +99,7 @@
     </w:p>
     <w:p>
       <w:pPr>
-        <w:spacing w:after="40"/>
+        <w:spacing w:after="70"/>
       </w:pPr>
       <w:r>
         <w:rPr>
@@ -173,9 +173,9 @@
     <w:p>
       <w:pPr>
         <w:tabs>
-          <w:tab w:val="right" w:pos="9360"/>
+          <w:tab w:val="right" w:pos="10440"/>
         </w:tabs>
-        <w:spacing w:after="10" w:before="100"/>
+        <w:spacing w:after="10" w:before="150"/>
       </w:pPr>
       <w:r>
         <w:rPr>
@@ -209,7 +209,7 @@
           <w:ilvl w:val="0"/>
           <w:numId w:val="2"/>
         </w:numPr>
-        <w:spacing w:after="40"/>
+        <w:spacing w:after="70"/>
       </w:pPr>
       <w:r>
         <w:rPr>
@@ -223,9 +223,9 @@
     <w:p>
       <w:pPr>
         <w:tabs>
-          <w:tab w:val="right" w:pos="9360"/>
+          <w:tab w:val="right" w:pos="10440"/>
         </w:tabs>
-        <w:spacing w:after="10" w:before="100"/>
+        <w:spacing w:after="10" w:before="150"/>
       </w:pPr>
       <w:r>
         <w:rPr>
@@ -259,7 +259,7 @@
           <w:ilvl w:val="0"/>
           <w:numId w:val="2"/>
         </w:numPr>
-        <w:spacing w:after="40"/>
+        <w:spacing w:after="70"/>
       </w:pPr>
       <w:r>
         <w:rPr>
@@ -273,9 +273,9 @@
     <w:p>
       <w:pPr>
         <w:tabs>
-          <w:tab w:val="right" w:pos="9360"/>
+          <w:tab w:val="right" w:pos="10440"/>
         </w:tabs>
-        <w:spacing w:after="10" w:before="100"/>
+        <w:spacing w:after="10" w:before="150"/>
       </w:pPr>
       <w:r>
         <w:rPr>
@@ -309,7 +309,7 @@
           <w:ilvl w:val="0"/>
           <w:numId w:val="2"/>
         </w:numPr>
-        <w:spacing w:after="40"/>
+        <w:spacing w:after="70"/>
       </w:pPr>
       <w:r>
         <w:rPr>
@@ -323,9 +323,9 @@
     <w:p>
       <w:pPr>
         <w:tabs>
-          <w:tab w:val="right" w:pos="9360"/>
+          <w:tab w:val="right" w:pos="10440"/>
         </w:tabs>
-        <w:spacing w:after="10" w:before="100"/>
+        <w:spacing w:after="10" w:before="150"/>
       </w:pPr>
       <w:r>
         <w:rPr>
@@ -359,7 +359,7 @@
           <w:ilvl w:val="0"/>
           <w:numId w:val="2"/>
         </w:numPr>
-        <w:spacing w:after="40"/>
+        <w:spacing w:after="70"/>
       </w:pPr>
       <w:r>
         <w:rPr>
@@ -377,7 +377,7 @@
           <w:ilvl w:val="0"/>
           <w:numId w:val="2"/>
         </w:numPr>
-        <w:spacing w:after="40"/>
+        <w:spacing w:after="70"/>
       </w:pPr>
       <w:r>
         <w:rPr>
@@ -391,9 +391,9 @@
     <w:p>
       <w:pPr>
         <w:tabs>
-          <w:tab w:val="right" w:pos="9360"/>
+          <w:tab w:val="right" w:pos="10440"/>
         </w:tabs>
-        <w:spacing w:after="10" w:before="100"/>
+        <w:spacing w:after="10" w:before="150"/>
       </w:pPr>
       <w:r>
         <w:rPr>
@@ -427,7 +427,7 @@
           <w:ilvl w:val="0"/>
           <w:numId w:val="2"/>
         </w:numPr>
-        <w:spacing w:after="40"/>
+        <w:spacing w:after="70"/>
       </w:pPr>
       <w:r>
         <w:rPr>
@@ -441,9 +441,9 @@
     <w:p>
       <w:pPr>
         <w:tabs>
-          <w:tab w:val="right" w:pos="9360"/>
+          <w:tab w:val="right" w:pos="10440"/>
         </w:tabs>
-        <w:spacing w:after="10" w:before="100"/>
+        <w:spacing w:after="10" w:before="150"/>
       </w:pPr>
       <w:r>
         <w:rPr>
@@ -477,7 +477,7 @@
           <w:ilvl w:val="0"/>
           <w:numId w:val="2"/>
         </w:numPr>
-        <w:spacing w:after="40"/>
+        <w:spacing w:after="70"/>
       </w:pPr>
       <w:r>
         <w:rPr>
@@ -491,9 +491,9 @@
     <w:p>
       <w:pPr>
         <w:tabs>
-          <w:tab w:val="right" w:pos="9360"/>
+          <w:tab w:val="right" w:pos="10440"/>
         </w:tabs>
-        <w:spacing w:after="10" w:before="100"/>
+        <w:spacing w:after="10" w:before="150"/>
       </w:pPr>
       <w:r>
         <w:rPr>
@@ -527,7 +527,7 @@
           <w:ilvl w:val="0"/>
           <w:numId w:val="2"/>
         </w:numPr>
-        <w:spacing w:after="40"/>
+        <w:spacing w:after="70"/>
       </w:pPr>
       <w:r>
         <w:rPr>
@@ -560,9 +560,77 @@
     <w:p>
       <w:pPr>
         <w:tabs>
-          <w:tab w:val="right" w:pos="9360"/>
+          <w:tab w:val="right" w:pos="10440"/>
         </w:tabs>
-        <w:spacing w:after="10" w:before="100"/>
+        <w:spacing w:after="10" w:before="150"/>
+      </w:pPr>
+      <w:r>
+        <w:rPr>
+          <w:rFonts w:ascii="Calibri" w:cs="Calibri" w:eastAsia="Calibri" w:hAnsi="Calibri"/>
+          <w:b/>
+          <w:bCs/>
+          <w:sz w:val="20"/>
+          <w:szCs w:val="20"/>
+        </w:rPr>
+        <w:t xml:space="preserve">Incentive Radar — Owner</w:t>
+      </w:r>
+      <w:r>
+        <w:t xml:space="preserve">	</w:t>
+      </w:r>
+      <w:r>
+        <w:rPr>
+          <w:rFonts w:ascii="Calibri" w:cs="Calibri" w:eastAsia="Calibri" w:hAnsi="Calibri"/>
+          <w:i/>
+          <w:iCs/>
+          <w:color w:val="444444"/>
+          <w:sz w:val="18"/>
+          <w:szCs w:val="18"/>
+        </w:rPr>
+        <w:t xml:space="preserve">Sept 2026 – Present</w:t>
+      </w:r>
+    </w:p>
+    <w:p>
+      <w:pPr>
+        <w:pStyle w:val="ListParagraph"/>
+        <w:numPr>
+          <w:ilvl w:val="0"/>
+          <w:numId w:val="2"/>
+        </w:numPr>
+        <w:spacing w:after="70"/>
+      </w:pPr>
+      <w:r>
+        <w:rPr>
+          <w:rFonts w:ascii="Calibri" w:cs="Calibri" w:eastAsia="Calibri" w:hAnsi="Calibri"/>
+          <w:sz w:val="20"/>
+          <w:szCs w:val="20"/>
+        </w:rPr>
+        <w:t xml:space="preserve">Founded and operate a B2B data subscription aggregating public US film and TV incentive disclosures — credit allocations, qualified spend, filming days — into one state-comparable dataset, sourced to the line.</w:t>
+      </w:r>
+    </w:p>
+    <w:p>
+      <w:pPr>
+        <w:pStyle w:val="ListParagraph"/>
+        <w:numPr>
+          <w:ilvl w:val="0"/>
+          <w:numId w:val="2"/>
+        </w:numPr>
+        <w:spacing w:after="70"/>
+      </w:pPr>
+      <w:r>
+        <w:rPr>
+          <w:rFonts w:ascii="Calibri" w:cs="Calibri" w:eastAsia="Calibri" w:hAnsi="Calibri"/>
+          <w:sz w:val="20"/>
+          <w:szCs w:val="20"/>
+        </w:rPr>
+        <w:t xml:space="preserve">Built and run the whole stack: automated daily ingest from state film-office and audit sources, source-linked validation, subscriber tiers, and a recurring digest. California live; Georgia, New Mexico, and Utah in the registry.</w:t>
+      </w:r>
+    </w:p>
+    <w:p>
+      <w:pPr>
+        <w:tabs>
+          <w:tab w:val="right" w:pos="10440"/>
+        </w:tabs>
+        <w:spacing w:after="10" w:before="150"/>
       </w:pPr>
       <w:r>
         <w:rPr>
@@ -596,7 +664,7 @@
           <w:ilvl w:val="0"/>
           <w:numId w:val="2"/>
         </w:numPr>
-        <w:spacing w:after="40"/>
+        <w:spacing w:after="70"/>
       </w:pPr>
       <w:r>
         <w:rPr>
@@ -614,7 +682,7 @@
           <w:ilvl w:val="0"/>
           <w:numId w:val="2"/>
         </w:numPr>
-        <w:spacing w:after="40"/>
+        <w:spacing w:after="70"/>
       </w:pPr>
       <w:r>
         <w:rPr>
@@ -628,9 +696,9 @@
     <w:p>
       <w:pPr>
         <w:tabs>
-          <w:tab w:val="right" w:pos="9360"/>
+          <w:tab w:val="right" w:pos="10440"/>
         </w:tabs>
-        <w:spacing w:after="10" w:before="100"/>
+        <w:spacing w:after="10" w:before="150"/>
       </w:pPr>
       <w:r>
         <w:rPr>
@@ -664,7 +732,7 @@
           <w:ilvl w:val="0"/>
           <w:numId w:val="2"/>
         </w:numPr>
-        <w:spacing w:after="40"/>
+        <w:spacing w:after="70"/>
       </w:pPr>
       <w:r>
         <w:rPr>
@@ -682,7 +750,7 @@
           <w:ilvl w:val="0"/>
           <w:numId w:val="2"/>
         </w:numPr>
-        <w:spacing w:after="40"/>
+        <w:spacing w:after="70"/>
       </w:pPr>
       <w:r>
         <w:rPr>
@@ -696,9 +764,9 @@
     <w:p>
       <w:pPr>
         <w:tabs>
-          <w:tab w:val="right" w:pos="9360"/>
+          <w:tab w:val="right" w:pos="10440"/>
         </w:tabs>
-        <w:spacing w:after="10" w:before="100"/>
+        <w:spacing w:after="10" w:before="150"/>
       </w:pPr>
       <w:r>
         <w:rPr>
@@ -732,7 +800,7 @@
           <w:ilvl w:val="0"/>
           <w:numId w:val="2"/>
         </w:numPr>
-        <w:spacing w:after="40"/>
+        <w:spacing w:after="70"/>
       </w:pPr>
       <w:r>
         <w:rPr>
@@ -833,7 +901,7 @@
     </w:p>
     <w:sectPr>
       <w:pgSz w:w="12240" w:h="15840" w:orient="portrait"/>
-      <w:pgMar w:top="620" w:right="620" w:bottom="620" w:left="620" w:header="708" w:footer="708" w:gutter="0"/>
+      <w:pgMar w:top="700" w:right="900" w:bottom="700" w:left="900" w:header="708" w:footer="708" w:gutter="0"/>
       <w:pgNumType/>
       <w:docGrid w:linePitch="360"/>
     </w:sectPr>
